--- a/facilitator-guide-retro-4ls.docx
+++ b/facilitator-guide-retro-4ls.docx
@@ -199,25 +199,7 @@
         </w:numPr>
       </w:pPr>
       <w:r>
-        <w:t xml:space="preserve">Pick the </w:t>
-      </w:r>
-      <w:r>
-        <w:rPr>
-          <w:b/>
-        </w:rPr>
-        <w:t xml:space="preserve">sprint</w:t>
-      </w:r>
-      <w:r>
-        <w:t xml:space="preserve"> board (60 min) or </w:t>
-      </w:r>
-      <w:r>
-        <w:rPr>
-          <w:b/>
-        </w:rPr>
-        <w:t xml:space="preserve">quarter</w:t>
-      </w:r>
-      <w:r>
-        <w:t xml:space="preserve"> board (2 h) and print at A3, or load the SVG into Miro / Mural / FigJam</w:t>
+        <w:t xml:space="preserve">Print the board at A3, or load the SVG into Miro / Mural / FigJam. Write the period on the actions strip (sprint, month or quarter); allow about 60 min for a sprint and 2 h for a quarter</w:t>
       </w:r>
     </w:p>
     <w:p>
@@ -1092,7 +1074,7 @@
         <w:pStyle w:val="Small"/>
       </w:pPr>
       <w:r>
-        <w:t xml:space="preserve">Boards: https://eparker71.github.io/agile-ways-of-working/retro-board-4ls-sprint.html  ·  Online guide: https://eparker71.github.io/agile-ways-of-working/facilitator-guide-retro-4ls.html</w:t>
+        <w:t xml:space="preserve">Boards: https://eparker71.github.io/agile-ways-of-working/retro-board-4ls.html  ·  Online guide: https://eparker71.github.io/agile-ways-of-working/facilitator-guide-retro-4ls.html</w:t>
       </w:r>
     </w:p>
     <w:p>

--- a/facilitator-guide-retro-4ls.docx
+++ b/facilitator-guide-retro-4ls.docx
@@ -1067,6 +1067,102 @@
       </w:r>
       <w:r>
         <w:t xml:space="preserve">.</w:t>
+      </w:r>
+    </w:p>
+    <w:p>
+      <w:pPr>
+        <w:pStyle w:val="Heading1"/>
+      </w:pPr>
+      <w:r>
+        <w:t xml:space="preserve">Recreate it in your whiteboard</w:t>
+      </w:r>
+    </w:p>
+    <w:p>
+      <w:pPr>
+        <w:pStyle w:val="Small"/>
+      </w:pPr>
+      <w:r>
+        <w:t xml:space="preserve">Paste this into your whiteboard's AI assistant (for example Miro AI or Atlassian Rovo) or a general assistant, to get an editable, native version of the board. Results vary by tool, so expect to tidy it up. For an exact copy, import the SVG as a locked background instead.</w:t>
+      </w:r>
+    </w:p>
+    <w:p>
+      <w:r>
+        <w:t xml:space="preserve">Create an editable whiteboard for “The 4 Ls Retrospective”, a workshop board.</w:t>
+      </w:r>
+    </w:p>
+    <w:p>
+      <w:r>
+        <w:t xml:space="preserve">Purpose: Reflect on recent work through four lenses: what we liked, learned, lacked and longed for.</w:t>
+      </w:r>
+    </w:p>
+    <w:p>
+      <w:r>
+        <w:t xml:space="preserve">Layout: a wide landscape board (about 16:11). Make one frame per section below, placed as described. In each frame, add the section name as a heading, then its content as short text labels or empty fields to fill in. Leave space in each frame for sticky notes. Use the header colour given. Keep the wording as written and don't add extra content.</w:t>
+      </w:r>
+    </w:p>
+    <w:p>
+      <w:r>
+        <w:t xml:space="preserve">Key: Yellow Sticky = What Happened · Green Sticky = Idea / Action · Dot = Vote (3 per person)</w:t>
+      </w:r>
+    </w:p>
+    <w:p>
+      <w:r>
+        <w:t xml:space="preserve">Sections:</w:t>
+      </w:r>
+    </w:p>
+    <w:p>
+      <w:r>
+        <w:t xml:space="preserve">1. Liked: middle left, about 25% wide and 75% tall.</w:t>
+      </w:r>
+    </w:p>
+    <w:p>
+      <w:r>
+        <w:t xml:space="preserve">   Content: What did we enjoy? · Moments of good collaboration · Things that went better than expected</w:t>
+      </w:r>
+    </w:p>
+    <w:p>
+      <w:r>
+        <w:t xml:space="preserve">2. Learned: middle centre, about 25% wide and 75% tall; header colour blue.</w:t>
+      </w:r>
+    </w:p>
+    <w:p>
+      <w:r>
+        <w:t xml:space="preserve">   Content: What did we discover? · New skills, tools or insights · Surprises about users or the system</w:t>
+      </w:r>
+    </w:p>
+    <w:p>
+      <w:r>
+        <w:t xml:space="preserve">3. Lacked: middle centre, about 25% wide and 75% tall.</w:t>
+      </w:r>
+    </w:p>
+    <w:p>
+      <w:r>
+        <w:t xml:space="preserve">   Content: What was missing? · Information, people or time · Clarity, focus or support</w:t>
+      </w:r>
+    </w:p>
+    <w:p>
+      <w:r>
+        <w:t xml:space="preserve">4. Longed For: middle right, about 25% wide and 75% tall; header colour purple.</w:t>
+      </w:r>
+    </w:p>
+    <w:p>
+      <w:r>
+        <w:t xml:space="preserve">   Content: What do we wish we had? · Things that would make work easier · Changes we'd love to see</w:t>
+      </w:r>
+    </w:p>
+    <w:p>
+      <w:r>
+        <w:t xml:space="preserve">Also on the board: sprint, month, quarter… · ACTIONS WE'LL TAKE INTO OUR NEXT · Action #1 · Action #2 · Action #3 · Owner: (×3) · Done when: (×3)</w:t>
+      </w:r>
+    </w:p>
+    <w:p>
+      <w:r>
+        <w:t xml:space="preserve">Footer questions: “What did we learn that we don't want to forget?” “Which ‘lacked’ or ‘longed for’ could we fix by 1% next time?”</w:t>
+      </w:r>
+    </w:p>
+    <w:p>
+      <w:r>
+        <w:t xml:space="preserve">Original board for reference: https://eparker71.github.io/agile-ways-of-working/retro-board-4ls.html</w:t>
       </w:r>
     </w:p>
     <w:p>

--- a/facilitator-guide-retro-4ls.docx
+++ b/facilitator-guide-retro-4ls.docx
@@ -264,6 +264,18 @@
     </w:p>
     <w:p>
       <w:pPr>
+        <w:pStyle w:val="ListBullet"/>
+        <w:numPr>
+          <w:ilvl w:val="0"/>
+          <w:numId w:val="1"/>
+        </w:numPr>
+      </w:pPr>
+      <w:r>
+        <w:t xml:space="preserve">Prepare the safety check: blank stickies for anonymous 1–5 votes, or four ESVP labels (Explorer, Shopper, Vacationer, Prisoner)</w:t>
+      </w:r>
+    </w:p>
+    <w:p>
+      <w:pPr>
         <w:pStyle w:val="Heading1"/>
       </w:pPr>
       <w:r>
@@ -379,7 +391,7 @@
           </w:tcPr>
           <w:p>
             <w:r>
-              <w:t xml:space="preserve">Read the Prime Directive (“everyone did the best job they could…”). Review last time's actions and any experiment results.</w:t>
+              <w:t xml:space="preserve">Read Norm Kerth's Prime Directive (“everyone did the best job they could…”). Run a quick anonymous safety check: a 1–5 vote, or Explorer / Shopper / Vacationer / Prisoner. If it's low, talk about that first. Then review last time's actions.</w:t>
             </w:r>
           </w:p>
         </w:tc>

--- a/facilitator-guide-retro-4ls.docx
+++ b/facilitator-guide-retro-4ls.docx
@@ -199,7 +199,7 @@
         </w:numPr>
       </w:pPr>
       <w:r>
-        <w:t xml:space="preserve">Print the board at A3, or load the SVG into Miro / Mural / FigJam. Write the period on the actions strip (sprint, month or quarter); allow about 60 min for a sprint and 2 h for a quarter</w:t>
+        <w:t xml:space="preserve">Print the board at A3 or 11×17, or load the SVG into Miro / Mural / FigJam. Write the period on the actions strip (sprint, month or quarter); allow about 60 min for a sprint and 2 h for a quarter</w:t>
       </w:r>
     </w:p>
     <w:p>
